--- a/output/投研舆情晨报_2026-10-13.docx
+++ b/output/投研舆情晨报_2026-10-13.docx
@@ -19,7 +19,7 @@
           <w:color w:val="8A939E"/>
           <w:sz w:val="18"/>
         </w:rPr>
-        <w:t>覆盖 6 家媒体 · 入库 14,454 条 · 去重后 1,729 条 · 识别热点 55 个</w:t>
+        <w:t>覆盖 6 家媒体 · 入库 14,195 条 · 去重后 1,962 条 · 识别热点 60 个</w:t>
       </w:r>
     </w:p>
     <w:p>
@@ -126,131 +126,7 @@
           </w:tcPr>
           <w:p>
             <w:r>
-              <w:t>0.897</w:t>
-            </w:r>
-          </w:p>
-        </w:tc>
-        <w:tc>
-          <w:tcPr>
-            <w:tcW w:type="dxa" w:w="1440"/>
-          </w:tcPr>
-          <w:p>
-            <w:r>
-              <w:t>爆点</w:t>
-            </w:r>
-          </w:p>
-        </w:tc>
-        <w:tc>
-          <w:tcPr>
-            <w:tcW w:type="dxa" w:w="1440"/>
-          </w:tcPr>
-          <w:p>
-            <w:r>
-              <w:t>交运物流</w:t>
-            </w:r>
-          </w:p>
-        </w:tc>
-        <w:tc>
-          <w:tcPr>
-            <w:tcW w:type="dxa" w:w="1440"/>
-          </w:tcPr>
-          <w:p>
-            <w:r>
-              <w:t>外媒：特朗普称胡塞武装袭击利雅得机场“不可接受”，将与沙特王</w:t>
-            </w:r>
-          </w:p>
-        </w:tc>
-        <w:tc>
-          <w:tcPr>
-            <w:tcW w:type="dxa" w:w="1440"/>
-          </w:tcPr>
-          <w:p>
-            <w:r>
-              <w:t>20/3</w:t>
-            </w:r>
-          </w:p>
-        </w:tc>
-      </w:tr>
-      <w:tr>
-        <w:tc>
-          <w:tcPr>
-            <w:tcW w:type="dxa" w:w="1440"/>
-          </w:tcPr>
-          <w:p>
-            <w:r>
-              <w:t>2</w:t>
-            </w:r>
-          </w:p>
-        </w:tc>
-        <w:tc>
-          <w:tcPr>
-            <w:tcW w:type="dxa" w:w="1440"/>
-          </w:tcPr>
-          <w:p>
-            <w:r>
-              <w:t>0.879</w:t>
-            </w:r>
-          </w:p>
-        </w:tc>
-        <w:tc>
-          <w:tcPr>
-            <w:tcW w:type="dxa" w:w="1440"/>
-          </w:tcPr>
-          <w:p>
-            <w:r>
-              <w:t>爆点</w:t>
-            </w:r>
-          </w:p>
-        </w:tc>
-        <w:tc>
-          <w:tcPr>
-            <w:tcW w:type="dxa" w:w="1440"/>
-          </w:tcPr>
-          <w:p>
-            <w:r>
-              <w:t>综合</w:t>
-            </w:r>
-          </w:p>
-        </w:tc>
-        <w:tc>
-          <w:tcPr>
-            <w:tcW w:type="dxa" w:w="1440"/>
-          </w:tcPr>
-          <w:p>
-            <w:r>
-              <w:t>视频|特朗普：乌克兰该换新总统了！美国六次要求泽连斯基停止袭</w:t>
-            </w:r>
-          </w:p>
-        </w:tc>
-        <w:tc>
-          <w:tcPr>
-            <w:tcW w:type="dxa" w:w="1440"/>
-          </w:tcPr>
-          <w:p>
-            <w:r>
-              <w:t>22/3</w:t>
-            </w:r>
-          </w:p>
-        </w:tc>
-      </w:tr>
-      <w:tr>
-        <w:tc>
-          <w:tcPr>
-            <w:tcW w:type="dxa" w:w="1440"/>
-          </w:tcPr>
-          <w:p>
-            <w:r>
-              <w:t>3</w:t>
-            </w:r>
-          </w:p>
-        </w:tc>
-        <w:tc>
-          <w:tcPr>
-            <w:tcW w:type="dxa" w:w="1440"/>
-          </w:tcPr>
-          <w:p>
-            <w:r>
-              <w:t>0.656</w:t>
+              <w:t>0.799</w:t>
             </w:r>
           </w:p>
         </w:tc>
@@ -290,7 +166,131 @@
           </w:tcPr>
           <w:p>
             <w:r>
-              <w:t>8/3</w:t>
+              <w:t>14/3</w:t>
+            </w:r>
+          </w:p>
+        </w:tc>
+      </w:tr>
+      <w:tr>
+        <w:tc>
+          <w:tcPr>
+            <w:tcW w:type="dxa" w:w="1440"/>
+          </w:tcPr>
+          <w:p>
+            <w:r>
+              <w:t>2</w:t>
+            </w:r>
+          </w:p>
+        </w:tc>
+        <w:tc>
+          <w:tcPr>
+            <w:tcW w:type="dxa" w:w="1440"/>
+          </w:tcPr>
+          <w:p>
+            <w:r>
+              <w:t>0.781</w:t>
+            </w:r>
+          </w:p>
+        </w:tc>
+        <w:tc>
+          <w:tcPr>
+            <w:tcW w:type="dxa" w:w="1440"/>
+          </w:tcPr>
+          <w:p>
+            <w:r>
+              <w:t>爆点</w:t>
+            </w:r>
+          </w:p>
+        </w:tc>
+        <w:tc>
+          <w:tcPr>
+            <w:tcW w:type="dxa" w:w="1440"/>
+          </w:tcPr>
+          <w:p>
+            <w:r>
+              <w:t>综合</w:t>
+            </w:r>
+          </w:p>
+        </w:tc>
+        <w:tc>
+          <w:tcPr>
+            <w:tcW w:type="dxa" w:w="1440"/>
+          </w:tcPr>
+          <w:p>
+            <w:r>
+              <w:t>乌克兰总统泽连斯基：我们已做好能源停火的准备。 选择这位或那</w:t>
+            </w:r>
+          </w:p>
+        </w:tc>
+        <w:tc>
+          <w:tcPr>
+            <w:tcW w:type="dxa" w:w="1440"/>
+          </w:tcPr>
+          <w:p>
+            <w:r>
+              <w:t>17/3</w:t>
+            </w:r>
+          </w:p>
+        </w:tc>
+      </w:tr>
+      <w:tr>
+        <w:tc>
+          <w:tcPr>
+            <w:tcW w:type="dxa" w:w="1440"/>
+          </w:tcPr>
+          <w:p>
+            <w:r>
+              <w:t>3</w:t>
+            </w:r>
+          </w:p>
+        </w:tc>
+        <w:tc>
+          <w:tcPr>
+            <w:tcW w:type="dxa" w:w="1440"/>
+          </w:tcPr>
+          <w:p>
+            <w:r>
+              <w:t>0.770</w:t>
+            </w:r>
+          </w:p>
+        </w:tc>
+        <w:tc>
+          <w:tcPr>
+            <w:tcW w:type="dxa" w:w="1440"/>
+          </w:tcPr>
+          <w:p>
+            <w:r>
+              <w:t>爆点</w:t>
+            </w:r>
+          </w:p>
+        </w:tc>
+        <w:tc>
+          <w:tcPr>
+            <w:tcW w:type="dxa" w:w="1440"/>
+          </w:tcPr>
+          <w:p>
+            <w:r>
+              <w:t>交运物流</w:t>
+            </w:r>
+          </w:p>
+        </w:tc>
+        <w:tc>
+          <w:tcPr>
+            <w:tcW w:type="dxa" w:w="1440"/>
+          </w:tcPr>
+          <w:p>
+            <w:r>
+              <w:t>沙特、巴基斯坦、埃及和土耳其发表联合声明谴责胡塞武装的袭击</w:t>
+            </w:r>
+          </w:p>
+        </w:tc>
+        <w:tc>
+          <w:tcPr>
+            <w:tcW w:type="dxa" w:w="1440"/>
+          </w:tcPr>
+          <w:p>
+            <w:r>
+              <w:t>19/2</w:t>
             </w:r>
           </w:p>
         </w:tc>
@@ -312,7 +312,7 @@
           </w:tcPr>
           <w:p>
             <w:r>
-              <w:t>0.645</w:t>
+              <w:t>0.762</w:t>
             </w:r>
           </w:p>
         </w:tc>
@@ -332,7 +332,7 @@
           </w:tcPr>
           <w:p>
             <w:r>
-              <w:t>汽车出行</w:t>
+              <w:t>金融市场</w:t>
             </w:r>
           </w:p>
         </w:tc>
@@ -342,7 +342,7 @@
           </w:tcPr>
           <w:p>
             <w:r>
-              <w:t>中汽协：支持强化汽车产品创新设计与研发测试验证管理，推动产业</w:t>
+              <w:t>上证指数开盘报3806.98点，跌0.18%。 深证成指开盘</w:t>
             </w:r>
           </w:p>
         </w:tc>
@@ -352,7 +352,7 @@
           </w:tcPr>
           <w:p>
             <w:r>
-              <w:t>7/2</w:t>
+              <w:t>12/3</w:t>
             </w:r>
           </w:p>
         </w:tc>
@@ -374,7 +374,7 @@
           </w:tcPr>
           <w:p>
             <w:r>
-              <w:t>0.618</w:t>
+              <w:t>0.636</w:t>
             </w:r>
           </w:p>
         </w:tc>
@@ -385,6 +385,254 @@
           <w:p>
             <w:r>
               <w:t>爆点</w:t>
+            </w:r>
+          </w:p>
+        </w:tc>
+        <w:tc>
+          <w:tcPr>
+            <w:tcW w:type="dxa" w:w="1440"/>
+          </w:tcPr>
+          <w:p>
+            <w:r>
+              <w:t>综合</w:t>
+            </w:r>
+          </w:p>
+        </w:tc>
+        <w:tc>
+          <w:tcPr>
+            <w:tcW w:type="dxa" w:w="1440"/>
+          </w:tcPr>
+          <w:p>
+            <w:r>
+              <w:t>IMF小幅上调今年全球经济增长预测至3.1% 警告全球经济“</w:t>
+            </w:r>
+          </w:p>
+        </w:tc>
+        <w:tc>
+          <w:tcPr>
+            <w:tcW w:type="dxa" w:w="1440"/>
+          </w:tcPr>
+          <w:p>
+            <w:r>
+              <w:t>7/3</w:t>
+            </w:r>
+          </w:p>
+        </w:tc>
+      </w:tr>
+      <w:tr>
+        <w:tc>
+          <w:tcPr>
+            <w:tcW w:type="dxa" w:w="1440"/>
+          </w:tcPr>
+          <w:p>
+            <w:r>
+              <w:t>6</w:t>
+            </w:r>
+          </w:p>
+        </w:tc>
+        <w:tc>
+          <w:tcPr>
+            <w:tcW w:type="dxa" w:w="1440"/>
+          </w:tcPr>
+          <w:p>
+            <w:r>
+              <w:t>0.631</w:t>
+            </w:r>
+          </w:p>
+        </w:tc>
+        <w:tc>
+          <w:tcPr>
+            <w:tcW w:type="dxa" w:w="1440"/>
+          </w:tcPr>
+          <w:p>
+            <w:r>
+              <w:t>爆点</w:t>
+            </w:r>
+          </w:p>
+        </w:tc>
+        <w:tc>
+          <w:tcPr>
+            <w:tcW w:type="dxa" w:w="1440"/>
+          </w:tcPr>
+          <w:p>
+            <w:r>
+              <w:t>金融市场</w:t>
+            </w:r>
+          </w:p>
+        </w:tc>
+        <w:tc>
+          <w:tcPr>
+            <w:tcW w:type="dxa" w:w="1440"/>
+          </w:tcPr>
+          <w:p>
+            <w:r>
+              <w:t>快讯：恒指低开0.41% 恒科指跌0.96% 科网股低迷 存</w:t>
+            </w:r>
+          </w:p>
+        </w:tc>
+        <w:tc>
+          <w:tcPr>
+            <w:tcW w:type="dxa" w:w="1440"/>
+          </w:tcPr>
+          <w:p>
+            <w:r>
+              <w:t>8/2</w:t>
+            </w:r>
+          </w:p>
+        </w:tc>
+      </w:tr>
+      <w:tr>
+        <w:tc>
+          <w:tcPr>
+            <w:tcW w:type="dxa" w:w="1440"/>
+          </w:tcPr>
+          <w:p>
+            <w:r>
+              <w:t>7</w:t>
+            </w:r>
+          </w:p>
+        </w:tc>
+        <w:tc>
+          <w:tcPr>
+            <w:tcW w:type="dxa" w:w="1440"/>
+          </w:tcPr>
+          <w:p>
+            <w:r>
+              <w:t>0.607</w:t>
+            </w:r>
+          </w:p>
+        </w:tc>
+        <w:tc>
+          <w:tcPr>
+            <w:tcW w:type="dxa" w:w="1440"/>
+          </w:tcPr>
+          <w:p>
+            <w:r>
+              <w:t>高热</w:t>
+            </w:r>
+          </w:p>
+        </w:tc>
+        <w:tc>
+          <w:tcPr>
+            <w:tcW w:type="dxa" w:w="1440"/>
+          </w:tcPr>
+          <w:p>
+            <w:r>
+              <w:t>半导体</w:t>
+            </w:r>
+          </w:p>
+        </w:tc>
+        <w:tc>
+          <w:tcPr>
+            <w:tcW w:type="dxa" w:w="1440"/>
+          </w:tcPr>
+          <w:p>
+            <w:r>
+              <w:t>粤芯半导体：北京市康达律师事务所关于公司首次公开发行股票并在</w:t>
+            </w:r>
+          </w:p>
+        </w:tc>
+        <w:tc>
+          <w:tcPr>
+            <w:tcW w:type="dxa" w:w="1440"/>
+          </w:tcPr>
+          <w:p>
+            <w:r>
+              <w:t>6/4</w:t>
+            </w:r>
+          </w:p>
+        </w:tc>
+      </w:tr>
+      <w:tr>
+        <w:tc>
+          <w:tcPr>
+            <w:tcW w:type="dxa" w:w="1440"/>
+          </w:tcPr>
+          <w:p>
+            <w:r>
+              <w:t>8</w:t>
+            </w:r>
+          </w:p>
+        </w:tc>
+        <w:tc>
+          <w:tcPr>
+            <w:tcW w:type="dxa" w:w="1440"/>
+          </w:tcPr>
+          <w:p>
+            <w:r>
+              <w:t>0.594</w:t>
+            </w:r>
+          </w:p>
+        </w:tc>
+        <w:tc>
+          <w:tcPr>
+            <w:tcW w:type="dxa" w:w="1440"/>
+          </w:tcPr>
+          <w:p>
+            <w:r>
+              <w:t>高热</w:t>
+            </w:r>
+          </w:p>
+        </w:tc>
+        <w:tc>
+          <w:tcPr>
+            <w:tcW w:type="dxa" w:w="1440"/>
+          </w:tcPr>
+          <w:p>
+            <w:r>
+              <w:t>新能源</w:t>
+            </w:r>
+          </w:p>
+        </w:tc>
+        <w:tc>
+          <w:tcPr>
+            <w:tcW w:type="dxa" w:w="1440"/>
+          </w:tcPr>
+          <w:p>
+            <w:r>
+              <w:t>财政部：将新能源汽车的增值税出口退税率由13%下调至9%</w:t>
+            </w:r>
+          </w:p>
+        </w:tc>
+        <w:tc>
+          <w:tcPr>
+            <w:tcW w:type="dxa" w:w="1440"/>
+          </w:tcPr>
+          <w:p>
+            <w:r>
+              <w:t>6/3</w:t>
+            </w:r>
+          </w:p>
+        </w:tc>
+      </w:tr>
+      <w:tr>
+        <w:tc>
+          <w:tcPr>
+            <w:tcW w:type="dxa" w:w="1440"/>
+          </w:tcPr>
+          <w:p>
+            <w:r>
+              <w:t>9</w:t>
+            </w:r>
+          </w:p>
+        </w:tc>
+        <w:tc>
+          <w:tcPr>
+            <w:tcW w:type="dxa" w:w="1440"/>
+          </w:tcPr>
+          <w:p>
+            <w:r>
+              <w:t>0.569</w:t>
+            </w:r>
+          </w:p>
+        </w:tc>
+        <w:tc>
+          <w:tcPr>
+            <w:tcW w:type="dxa" w:w="1440"/>
+          </w:tcPr>
+          <w:p>
+            <w:r>
+              <w:t>高热</w:t>
             </w:r>
           </w:p>
         </w:tc>
@@ -426,7 +674,7 @@
           </w:tcPr>
           <w:p>
             <w:r>
-              <w:t>6</w:t>
+              <w:t>10</w:t>
             </w:r>
           </w:p>
         </w:tc>
@@ -436,7 +684,7 @@
           </w:tcPr>
           <w:p>
             <w:r>
-              <w:t>0.605</w:t>
+              <w:t>0.545</w:t>
             </w:r>
           </w:p>
         </w:tc>
@@ -481,254 +729,6 @@
           </w:p>
         </w:tc>
       </w:tr>
-      <w:tr>
-        <w:tc>
-          <w:tcPr>
-            <w:tcW w:type="dxa" w:w="1440"/>
-          </w:tcPr>
-          <w:p>
-            <w:r>
-              <w:t>7</w:t>
-            </w:r>
-          </w:p>
-        </w:tc>
-        <w:tc>
-          <w:tcPr>
-            <w:tcW w:type="dxa" w:w="1440"/>
-          </w:tcPr>
-          <w:p>
-            <w:r>
-              <w:t>0.583</w:t>
-            </w:r>
-          </w:p>
-        </w:tc>
-        <w:tc>
-          <w:tcPr>
-            <w:tcW w:type="dxa" w:w="1440"/>
-          </w:tcPr>
-          <w:p>
-            <w:r>
-              <w:t>高热</w:t>
-            </w:r>
-          </w:p>
-        </w:tc>
-        <w:tc>
-          <w:tcPr>
-            <w:tcW w:type="dxa" w:w="1440"/>
-          </w:tcPr>
-          <w:p>
-            <w:r>
-              <w:t>新能源</w:t>
-            </w:r>
-          </w:p>
-        </w:tc>
-        <w:tc>
-          <w:tcPr>
-            <w:tcW w:type="dxa" w:w="1440"/>
-          </w:tcPr>
-          <w:p>
-            <w:r>
-              <w:t>财政部：将新能源汽车的增值税出口退税率由13%下调至9%</w:t>
-            </w:r>
-          </w:p>
-        </w:tc>
-        <w:tc>
-          <w:tcPr>
-            <w:tcW w:type="dxa" w:w="1440"/>
-          </w:tcPr>
-          <w:p>
-            <w:r>
-              <w:t>5/3</w:t>
-            </w:r>
-          </w:p>
-        </w:tc>
-      </w:tr>
-      <w:tr>
-        <w:tc>
-          <w:tcPr>
-            <w:tcW w:type="dxa" w:w="1440"/>
-          </w:tcPr>
-          <w:p>
-            <w:r>
-              <w:t>8</w:t>
-            </w:r>
-          </w:p>
-        </w:tc>
-        <w:tc>
-          <w:tcPr>
-            <w:tcW w:type="dxa" w:w="1440"/>
-          </w:tcPr>
-          <w:p>
-            <w:r>
-              <w:t>0.555</w:t>
-            </w:r>
-          </w:p>
-        </w:tc>
-        <w:tc>
-          <w:tcPr>
-            <w:tcW w:type="dxa" w:w="1440"/>
-          </w:tcPr>
-          <w:p>
-            <w:r>
-              <w:t>高热</w:t>
-            </w:r>
-          </w:p>
-        </w:tc>
-        <w:tc>
-          <w:tcPr>
-            <w:tcW w:type="dxa" w:w="1440"/>
-          </w:tcPr>
-          <w:p>
-            <w:r>
-              <w:t>综合</w:t>
-            </w:r>
-          </w:p>
-        </w:tc>
-        <w:tc>
-          <w:tcPr>
-            <w:tcW w:type="dxa" w:w="1440"/>
-          </w:tcPr>
-          <w:p>
-            <w:r>
-              <w:t>飓风“伊萨亚斯”造成美国南部至少两人死亡 墨西哥湾油气生产中</w:t>
-            </w:r>
-          </w:p>
-        </w:tc>
-        <w:tc>
-          <w:tcPr>
-            <w:tcW w:type="dxa" w:w="1440"/>
-          </w:tcPr>
-          <w:p>
-            <w:r>
-              <w:t>3/2</w:t>
-            </w:r>
-          </w:p>
-        </w:tc>
-      </w:tr>
-      <w:tr>
-        <w:tc>
-          <w:tcPr>
-            <w:tcW w:type="dxa" w:w="1440"/>
-          </w:tcPr>
-          <w:p>
-            <w:r>
-              <w:t>9</w:t>
-            </w:r>
-          </w:p>
-        </w:tc>
-        <w:tc>
-          <w:tcPr>
-            <w:tcW w:type="dxa" w:w="1440"/>
-          </w:tcPr>
-          <w:p>
-            <w:r>
-              <w:t>0.530</w:t>
-            </w:r>
-          </w:p>
-        </w:tc>
-        <w:tc>
-          <w:tcPr>
-            <w:tcW w:type="dxa" w:w="1440"/>
-          </w:tcPr>
-          <w:p>
-            <w:r>
-              <w:t>高热</w:t>
-            </w:r>
-          </w:p>
-        </w:tc>
-        <w:tc>
-          <w:tcPr>
-            <w:tcW w:type="dxa" w:w="1440"/>
-          </w:tcPr>
-          <w:p>
-            <w:r>
-              <w:t>大宗与能化</w:t>
-            </w:r>
-          </w:p>
-        </w:tc>
-        <w:tc>
-          <w:tcPr>
-            <w:tcW w:type="dxa" w:w="1440"/>
-          </w:tcPr>
-          <w:p>
-            <w:r>
-              <w:t>国际能源署（IEA）就应对柴油市场状况发表声明：理事会将于1</w:t>
-            </w:r>
-          </w:p>
-        </w:tc>
-        <w:tc>
-          <w:tcPr>
-            <w:tcW w:type="dxa" w:w="1440"/>
-          </w:tcPr>
-          <w:p>
-            <w:r>
-              <w:t>4/3</w:t>
-            </w:r>
-          </w:p>
-        </w:tc>
-      </w:tr>
-      <w:tr>
-        <w:tc>
-          <w:tcPr>
-            <w:tcW w:type="dxa" w:w="1440"/>
-          </w:tcPr>
-          <w:p>
-            <w:r>
-              <w:t>10</w:t>
-            </w:r>
-          </w:p>
-        </w:tc>
-        <w:tc>
-          <w:tcPr>
-            <w:tcW w:type="dxa" w:w="1440"/>
-          </w:tcPr>
-          <w:p>
-            <w:r>
-              <w:t>0.509</w:t>
-            </w:r>
-          </w:p>
-        </w:tc>
-        <w:tc>
-          <w:tcPr>
-            <w:tcW w:type="dxa" w:w="1440"/>
-          </w:tcPr>
-          <w:p>
-            <w:r>
-              <w:t>高热</w:t>
-            </w:r>
-          </w:p>
-        </w:tc>
-        <w:tc>
-          <w:tcPr>
-            <w:tcW w:type="dxa" w:w="1440"/>
-          </w:tcPr>
-          <w:p>
-            <w:r>
-              <w:t>综合</w:t>
-            </w:r>
-          </w:p>
-        </w:tc>
-        <w:tc>
-          <w:tcPr>
-            <w:tcW w:type="dxa" w:w="1440"/>
-          </w:tcPr>
-          <w:p>
-            <w:r>
-              <w:t>【伊朗革命卫队说在霍尔木兹海峡打击了一艘违规油轮】伊朗伊斯兰</w:t>
-            </w:r>
-          </w:p>
-        </w:tc>
-        <w:tc>
-          <w:tcPr>
-            <w:tcW w:type="dxa" w:w="1440"/>
-          </w:tcPr>
-          <w:p>
-            <w:r>
-              <w:t>3/3</w:t>
-            </w:r>
-          </w:p>
-        </w:tc>
-      </w:tr>
     </w:tbl>
     <w:p>
       <w:pPr>
@@ -746,7 +746,7 @@
         <w:pStyle w:val="Heading2"/>
       </w:pPr>
       <w:r>
-        <w:t>外媒：特朗普称胡塞武装袭击利雅得机场“不可接受”，将与沙特王储“对话”</w:t>
+        <w:t>商品期货开盘，20号胶主力合约涨超4%，橡胶、焦煤涨超3%，甲醇、焦炭涨近3%。</w:t>
       </w:r>
     </w:p>
     <w:p>
@@ -755,7 +755,7 @@
           <w:color w:val="8A939E"/>
           <w:sz w:val="18"/>
         </w:rPr>
-        <w:t>热度 0.897（爆点）· 20 篇 / 3 家媒体 · 交运物流</w:t>
+        <w:t>热度 0.799（爆点）· 14 篇 / 3 家媒体 · 大宗与能化</w:t>
       </w:r>
     </w:p>
     <w:p>
@@ -767,7 +767,7 @@
         <w:t>事件概述：</w:t>
       </w:r>
       <w:r>
-        <w:t>「外媒：特朗普称胡塞武装袭击利雅得机场“不可接受”，将与沙特王储“对话”」由 20 篇报道聚合而成，覆盖 3 家媒体，热度 0.897（爆点），所属板块类目：交运物流。</w:t>
+        <w:t>「商品期货开盘，20号胶主力合约涨超4%，橡胶、焦煤涨超3%，甲醇、焦炭涨近3%。」由 14 篇报道聚合而成，覆盖 3 家媒体，热度 0.799（爆点），所属板块类目：大宗与能化。</w:t>
       </w:r>
     </w:p>
     <w:p>
@@ -779,81 +779,7 @@
         <w:t>关键信息：</w:t>
       </w:r>
       <w:r>
-        <w:t>外媒：特朗普称胡塞武装袭击利雅得机场“不可接受”，将与沙特王储“对话”；沙特指责胡塞武装袭击利雅得机场；特朗普称考虑加入沙特对胡塞武装的打击行动</w:t>
-      </w:r>
-    </w:p>
-    <w:p>
-      <w:r>
-        <w:rPr>
-          <w:b/>
-          <w:color w:val="16324F"/>
-        </w:rPr>
-        <w:t>市场影响：</w:t>
-      </w:r>
-      <w:r>
-        <w:t>关联板块代码：BK1480。（LLM 不可用，未生成研判，以上为检索与统计事实）</w:t>
-      </w:r>
-    </w:p>
-    <w:p>
-      <w:r>
-        <w:rPr>
-          <w:b/>
-          <w:color w:val="16324F"/>
-        </w:rPr>
-        <w:t>关注要点：</w:t>
-      </w:r>
-      <w:r>
-        <w:t>建议人工复核该事件的后续进展与板块联动。</w:t>
-      </w:r>
-    </w:p>
-    <w:p>
-      <w:r>
-        <w:rPr>
-          <w:color w:val="8A939E"/>
-          <w:sz w:val="17"/>
-        </w:rPr>
-        <w:t>引用：[1]外媒：特朗普称胡塞武装袭击利雅得机场“不可接受”，将 / [2]沙特指责胡塞武装袭击利雅得机场 / [3]特朗普称考虑加入沙特对胡塞武装的打击行动 / [4]特朗普：将考虑加入沙特打击胡塞武装的行动</w:t>
-      </w:r>
-    </w:p>
-    <w:p>
-      <w:pPr>
-        <w:pStyle w:val="Heading2"/>
-      </w:pPr>
-      <w:r>
-        <w:t>视频|特朗普：乌克兰该换新总统了！美国六次要求泽连斯基停止袭击俄罗斯炼油厂 均被泽连斯基</w:t>
-      </w:r>
-    </w:p>
-    <w:p>
-      <w:r>
-        <w:rPr>
-          <w:color w:val="8A939E"/>
-          <w:sz w:val="18"/>
-        </w:rPr>
-        <w:t>热度 0.879（爆点）· 22 篇 / 3 家媒体 · 综合</w:t>
-      </w:r>
-    </w:p>
-    <w:p>
-      <w:r>
-        <w:rPr>
-          <w:b/>
-          <w:color w:val="16324F"/>
-        </w:rPr>
-        <w:t>事件概述：</w:t>
-      </w:r>
-      <w:r>
-        <w:t>「视频|特朗普：乌克兰该换新总统了！美国六次要求泽连斯基停止袭击俄罗斯炼油厂 均被泽连斯基无视」由 22 篇报道聚合而成，覆盖 3 家媒体，热度 0.879（爆点），所属板块类目：综合。</w:t>
-      </w:r>
-    </w:p>
-    <w:p>
-      <w:r>
-        <w:rPr>
-          <w:b/>
-          <w:color w:val="16324F"/>
-        </w:rPr>
-        <w:t>关键信息：</w:t>
-      </w:r>
-      <w:r>
-        <w:t>视频|特朗普：乌克兰该换新总统了！美国六次要求泽连斯基停止袭击俄罗斯炼油厂 均被；特朗普：乌克兰需要能与俄罗斯达成协议的领导人；特朗普：“乌克兰应该换个总统”</w:t>
+        <w:t>商品期货开盘，20号胶主力合约涨超4%，橡胶、焦煤涨超3%，甲醇、焦炭涨近3%。；开盘：国内期货主力合约涨多跌少 20号胶涨超4%；开盘|国内期货主力合约涨跌不一 低硫燃料油（LU）涨近6%</w:t>
       </w:r>
     </w:p>
     <w:p>
@@ -886,7 +812,7 @@
           <w:color w:val="8A939E"/>
           <w:sz w:val="17"/>
         </w:rPr>
-        <w:t>引用：[1]视频|特朗普：乌克兰该换新总统了！美国六次要求泽连斯 / [2]特朗普：乌克兰需要能与俄罗斯达成协议的领导人 / [3]特朗普：“乌克兰应该换个总统” / [4]泽连斯基表示：乌克兰已做好能源休战准备</w:t>
+        <w:t>引用：[1]商品期货开盘，20号胶主力合约涨超4%，橡胶、焦煤涨 / [2]开盘：国内期货主力合约涨多跌少 20号胶涨超4% / [3]开盘|国内期货主力合约涨跌不一 低硫燃料油（LU）涨 / [4]午评：国内期货主力合约涨跌互现 碳酸锂大跌超8%</w:t>
       </w:r>
     </w:p>
     <w:p>
@@ -894,7 +820,7 @@
         <w:pStyle w:val="Heading2"/>
       </w:pPr>
       <w:r>
-        <w:t>商品期货开盘，20号胶主力合约涨超4%，橡胶、焦煤涨超3%，甲醇、焦炭涨近3%。</w:t>
+        <w:t>乌克兰总统泽连斯基：我们已做好能源停火的准备。 选择这位或那位领导人，应由乌克兰</w:t>
       </w:r>
     </w:p>
     <w:p>
@@ -903,7 +829,7 @@
           <w:color w:val="8A939E"/>
           <w:sz w:val="18"/>
         </w:rPr>
-        <w:t>热度 0.656（爆点）· 8 篇 / 3 家媒体 · 大宗与能化</w:t>
+        <w:t>热度 0.781（爆点）· 17 篇 / 3 家媒体 · 综合</w:t>
       </w:r>
     </w:p>
     <w:p>
@@ -915,7 +841,7 @@
         <w:t>事件概述：</w:t>
       </w:r>
       <w:r>
-        <w:t>「商品期货开盘，20号胶主力合约涨超4%，橡胶、焦煤涨超3%，甲醇、焦炭涨近3%。」由 8 篇报道聚合而成，覆盖 3 家媒体，热度 0.656（爆点），所属板块类目：大宗与能化。</w:t>
+        <w:t>「乌克兰总统泽连斯基：我们已做好能源停火的准备。 选择这位或那位领导人，应由乌克兰」由 17 篇报道聚合而成，覆盖 3 家媒体，热度 0.781（爆点），所属板块类目：综合。</w:t>
       </w:r>
     </w:p>
     <w:p>
@@ -927,7 +853,7 @@
         <w:t>关键信息：</w:t>
       </w:r>
       <w:r>
-        <w:t>商品期货开盘，20号胶主力合约涨超4%，橡胶、焦煤涨超3%，甲醇、焦炭涨近3%。；开盘：国内期货主力合约涨多跌少 20号胶涨超4%；午评：国内期货主力合约涨跌互现 碳酸锂大跌超8%</w:t>
+        <w:t>乌克兰总统泽连斯基：我们已做好能源停火的准备。 选择这位或那位领导人，应由乌克兰；泽连斯基称乌克兰愿意与俄罗斯实现能源停火；泽连斯基：如果俄罗斯同意能源停火 乌克兰也将接受</w:t>
       </w:r>
     </w:p>
     <w:p>
@@ -960,7 +886,7 @@
           <w:color w:val="8A939E"/>
           <w:sz w:val="17"/>
         </w:rPr>
-        <w:t>引用：[1]商品期货开盘，20号胶主力合约涨超4%，橡胶、焦煤涨 / [2]开盘：国内期货主力合约涨多跌少 20号胶涨超4% / [3]午评：国内期货主力合约涨跌互现 碳酸锂大跌超8% / [4]国债期货开盘，30年期主力合约涨0.12%，10年期</w:t>
+        <w:t>引用：[1]乌克兰总统泽连斯基：我们已做好能源停火的准备。 选择 / [2]泽连斯基称乌克兰愿意与俄罗斯实现能源停火 / [3]泽连斯基：如果俄罗斯同意能源停火 乌克兰也将接受 / [4]泽连斯基表示：乌克兰已做好能源休战准备</w:t>
       </w:r>
     </w:p>
     <w:p>
@@ -968,7 +894,7 @@
         <w:pStyle w:val="Heading2"/>
       </w:pPr>
       <w:r>
-        <w:t>中汽协：支持强化汽车产品创新设计与研发测试验证管理，推动产业可持续健康发展</w:t>
+        <w:t>沙特、巴基斯坦、埃及和土耳其发表联合声明谴责胡塞武装的袭击</w:t>
       </w:r>
     </w:p>
     <w:p>
@@ -977,7 +903,7 @@
           <w:color w:val="8A939E"/>
           <w:sz w:val="18"/>
         </w:rPr>
-        <w:t>热度 0.645（爆点）· 7 篇 / 2 家媒体 · 汽车出行</w:t>
+        <w:t>热度 0.770（爆点）· 19 篇 / 2 家媒体 · 交运物流</w:t>
       </w:r>
     </w:p>
     <w:p>
@@ -989,7 +915,7 @@
         <w:t>事件概述：</w:t>
       </w:r>
       <w:r>
-        <w:t>「中汽协：支持强化汽车产品创新设计与研发测试验证管理，推动产业可持续健康发展」由 7 篇报道聚合而成，覆盖 2 家媒体，热度 0.645（爆点），所属板块类目：汽车出行。</w:t>
+        <w:t>「沙特、巴基斯坦、埃及和土耳其发表联合声明谴责胡塞武装的袭击」由 19 篇报道聚合而成，覆盖 2 家媒体，热度 0.77（爆点），所属板块类目：交运物流。</w:t>
       </w:r>
     </w:p>
     <w:p>
@@ -1001,7 +927,7 @@
         <w:t>关键信息：</w:t>
       </w:r>
       <w:r>
-        <w:t>中汽协：支持强化汽车产品创新设计与研发测试验证管理，推动产业可持续健康发展；四部门联手加强汽车创新设计管理；品质广汽，何以始终如一？</w:t>
+        <w:t>沙特、巴基斯坦、埃及和土耳其发表联合声明谴责胡塞武装的袭击；巴沙埃土四国谴责胡塞武装持续对沙特发动袭击；土耳其外交部谴责胡塞武装袭击沙特机场</w:t>
       </w:r>
     </w:p>
     <w:p>
@@ -1034,7 +960,7 @@
           <w:color w:val="8A939E"/>
           <w:sz w:val="17"/>
         </w:rPr>
-        <w:t>引用：[1]中汽协：支持强化汽车产品创新设计与研发测试验证管理， / [2]四部门联手加强汽车创新设计管理 / [3]品质广汽，何以始终如一？ / [4]四部门联手对“速成车”说不！人民日报：安全是汽车工业</w:t>
+        <w:t>引用：[1]沙特、巴基斯坦、埃及和土耳其发表联合声明谴责胡塞武装 / [2]巴沙埃土四国谴责胡塞武装持续对沙特发动袭击 / [3]土耳其外交部谴责胡塞武装袭击沙特机场 / [4]巴基斯坦谴责胡塞武装袭击沙特机场</w:t>
       </w:r>
     </w:p>
     <w:p>
@@ -1042,7 +968,7 @@
         <w:pStyle w:val="Heading2"/>
       </w:pPr>
       <w:r>
-        <w:t>哈药股份64岁总裁被留置！去年薪酬超296万元，曾任三精制药董事长，公司股价曾30个交易</w:t>
+        <w:t>上证指数开盘报3806.98点，跌0.18%。 深证成指开盘报12586.96点</w:t>
       </w:r>
     </w:p>
     <w:p>
@@ -1051,7 +977,7 @@
           <w:color w:val="8A939E"/>
           <w:sz w:val="18"/>
         </w:rPr>
-        <w:t>热度 0.618（爆点）· 5 篇 / 2 家媒体 · 综合</w:t>
+        <w:t>热度 0.762（爆点）· 12 篇 / 3 家媒体 · 金融市场</w:t>
       </w:r>
     </w:p>
     <w:p>
@@ -1063,7 +989,7 @@
         <w:t>事件概述：</w:t>
       </w:r>
       <w:r>
-        <w:t>「哈药股份64岁总裁被留置！去年薪酬超296万元，曾任三精制药董事长，公司股价曾30个交易日涨20」由 5 篇报道聚合而成，覆盖 2 家媒体，热度 0.618（爆点），所属板块类目：综合。</w:t>
+        <w:t>「上证指数开盘报3806.98点，跌0.18%。 深证成指开盘报12586.96点」由 12 篇报道聚合而成，覆盖 3 家媒体，热度 0.762（爆点），所属板块类目：金融市场。</w:t>
       </w:r>
     </w:p>
     <w:p>
@@ -1075,7 +1001,81 @@
         <w:t>关键信息：</w:t>
       </w:r>
       <w:r>
-        <w:t>哈药股份64岁总裁被留置！去年薪酬超296万元，曾任三精制药董事长，公司股价曾3；哈药股份：董事兼总裁芦传有被实施留置；年薪296万总裁遭立案留置，哈药股份全天封死跌停</w:t>
+        <w:t>上证指数开盘报3806.98点，跌0.18%。 深证成指开盘报12586.96点；重大资产重组，10连板妖股飙涨近160%，新华传媒明日停牌；000892，午后封板！这一板块，逆势爆发，个股掀涨停潮</w:t>
+      </w:r>
+    </w:p>
+    <w:p>
+      <w:r>
+        <w:rPr>
+          <w:b/>
+          <w:color w:val="16324F"/>
+        </w:rPr>
+        <w:t>市场影响：</w:t>
+      </w:r>
+      <w:r>
+        <w:t>关联板块代码：BK0877、BK0815、BK1033、BK0459。（LLM 不可用，未生成研判，以上为检索与统计事实）</w:t>
+      </w:r>
+    </w:p>
+    <w:p>
+      <w:r>
+        <w:rPr>
+          <w:b/>
+          <w:color w:val="16324F"/>
+        </w:rPr>
+        <w:t>关注要点：</w:t>
+      </w:r>
+      <w:r>
+        <w:t>建议人工复核该事件的后续进展与板块联动。</w:t>
+      </w:r>
+    </w:p>
+    <w:p>
+      <w:r>
+        <w:rPr>
+          <w:color w:val="8A939E"/>
+          <w:sz w:val="17"/>
+        </w:rPr>
+        <w:t>引用：[1]上证指数开盘报3806.98点，跌0.18%。 深证 / [2]重大资产重组，10连板妖股飙涨近160%，新华传媒明 / [3]000892，午后封板！这一板块，逆势爆发，个股掀涨 / [4]中证转债指数开盘下跌0.06%。澳弘转债、严牌转债、</w:t>
+      </w:r>
+    </w:p>
+    <w:p>
+      <w:pPr>
+        <w:pStyle w:val="Heading2"/>
+      </w:pPr>
+      <w:r>
+        <w:t>IMF小幅上调今年全球经济增长预测至3.1% 警告全球经济“可能很快测试韧性的极限”</w:t>
+      </w:r>
+    </w:p>
+    <w:p>
+      <w:r>
+        <w:rPr>
+          <w:color w:val="8A939E"/>
+          <w:sz w:val="18"/>
+        </w:rPr>
+        <w:t>热度 0.636（爆点）· 7 篇 / 3 家媒体 · 综合</w:t>
+      </w:r>
+    </w:p>
+    <w:p>
+      <w:r>
+        <w:rPr>
+          <w:b/>
+          <w:color w:val="16324F"/>
+        </w:rPr>
+        <w:t>事件概述：</w:t>
+      </w:r>
+      <w:r>
+        <w:t>「IMF小幅上调今年全球经济增长预测至3.1% 警告全球经济“可能很快测试韧性的极限”」由 7 篇报道聚合而成，覆盖 3 家媒体，热度 0.636（爆点），所属板块类目：综合。</w:t>
+      </w:r>
+    </w:p>
+    <w:p>
+      <w:r>
+        <w:rPr>
+          <w:b/>
+          <w:color w:val="16324F"/>
+        </w:rPr>
+        <w:t>关键信息：</w:t>
+      </w:r>
+      <w:r>
+        <w:t>IMF小幅上调今年全球经济增长预测至3.1% 警告全球经济“可能很快测试韧性的极；【IMF小幅上调2026年全球GDP增长预期】IMF预测2026年全球实际GDP；IMF预计明年全球经济增速加快 但韧性正在接近极限</w:t>
       </w:r>
     </w:p>
     <w:p>
@@ -1108,7 +1108,7 @@
           <w:color w:val="8A939E"/>
           <w:sz w:val="17"/>
         </w:rPr>
-        <w:t>引用：[1]哈药股份64岁总裁被留置！去年薪酬超296万元，曾任 / [2]哈药股份：董事兼总裁芦传有被实施留置 / [3]年薪296万总裁遭立案留置，哈药股份全天封死跌停 / [4]600664，公司总裁被留置</w:t>
+        <w:t>引用：[1]IMF小幅上调今年全球经济增长预测至3.1% 警告全 / [2]【IMF小幅上调2026年全球GDP增长预期】IMF / [3]IMF预计明年全球经济增速加快 但韧性正在接近极限 / [4]得益于德国、意大利和西班牙的经济韧性，IMF将欧元区</w:t>
       </w:r>
     </w:p>
     <w:p>
@@ -1127,7 +1127,7 @@
         <w:pStyle w:val="ListBullet"/>
       </w:pPr>
       <w:r>
-        <w:t>采集：6 家媒体公开接口，累计入库 14,454 条</w:t>
+        <w:t>采集：6 家媒体公开接口，累计入库 14,195 条</w:t>
       </w:r>
     </w:p>
     <w:p>
@@ -1135,7 +1135,7 @@
         <w:pStyle w:val="ListBullet"/>
       </w:pPr>
       <w:r>
-        <w:t>三层去重：2,015 → 1,729 条（精确152/SimHash12/语义122）</w:t>
+        <w:t>三层去重：2,238 → 1,962 条（精确128/SimHash14/语义134）</w:t>
       </w:r>
     </w:p>
     <w:p>

--- a/output/投研舆情晨报_2026-10-13.docx
+++ b/output/投研舆情晨报_2026-10-13.docx
@@ -19,7 +19,7 @@
           <w:color w:val="8A939E"/>
           <w:sz w:val="18"/>
         </w:rPr>
-        <w:t>覆盖 6 家媒体 · 入库 14,195 条 · 去重后 1,962 条 · 识别热点 60 个</w:t>
+        <w:t>覆盖 6 家媒体 · 入库 14,454 条 · 去重后 2,157 条 · 识别热点 64 个</w:t>
       </w:r>
     </w:p>
     <w:p>
@@ -126,7 +126,7 @@
           </w:tcPr>
           <w:p>
             <w:r>
-              <w:t>0.799</w:t>
+              <w:t>0.827</w:t>
             </w:r>
           </w:p>
         </w:tc>
@@ -166,7 +166,7 @@
           </w:tcPr>
           <w:p>
             <w:r>
-              <w:t>14/3</w:t>
+              <w:t>16/3</w:t>
             </w:r>
           </w:p>
         </w:tc>
@@ -188,131 +188,7 @@
           </w:tcPr>
           <w:p>
             <w:r>
-              <w:t>0.781</w:t>
-            </w:r>
-          </w:p>
-        </w:tc>
-        <w:tc>
-          <w:tcPr>
-            <w:tcW w:type="dxa" w:w="1440"/>
-          </w:tcPr>
-          <w:p>
-            <w:r>
-              <w:t>爆点</w:t>
-            </w:r>
-          </w:p>
-        </w:tc>
-        <w:tc>
-          <w:tcPr>
-            <w:tcW w:type="dxa" w:w="1440"/>
-          </w:tcPr>
-          <w:p>
-            <w:r>
-              <w:t>综合</w:t>
-            </w:r>
-          </w:p>
-        </w:tc>
-        <w:tc>
-          <w:tcPr>
-            <w:tcW w:type="dxa" w:w="1440"/>
-          </w:tcPr>
-          <w:p>
-            <w:r>
-              <w:t>乌克兰总统泽连斯基：我们已做好能源停火的准备。 选择这位或那</w:t>
-            </w:r>
-          </w:p>
-        </w:tc>
-        <w:tc>
-          <w:tcPr>
-            <w:tcW w:type="dxa" w:w="1440"/>
-          </w:tcPr>
-          <w:p>
-            <w:r>
-              <w:t>17/3</w:t>
-            </w:r>
-          </w:p>
-        </w:tc>
-      </w:tr>
-      <w:tr>
-        <w:tc>
-          <w:tcPr>
-            <w:tcW w:type="dxa" w:w="1440"/>
-          </w:tcPr>
-          <w:p>
-            <w:r>
-              <w:t>3</w:t>
-            </w:r>
-          </w:p>
-        </w:tc>
-        <w:tc>
-          <w:tcPr>
-            <w:tcW w:type="dxa" w:w="1440"/>
-          </w:tcPr>
-          <w:p>
-            <w:r>
-              <w:t>0.770</w:t>
-            </w:r>
-          </w:p>
-        </w:tc>
-        <w:tc>
-          <w:tcPr>
-            <w:tcW w:type="dxa" w:w="1440"/>
-          </w:tcPr>
-          <w:p>
-            <w:r>
-              <w:t>爆点</w:t>
-            </w:r>
-          </w:p>
-        </w:tc>
-        <w:tc>
-          <w:tcPr>
-            <w:tcW w:type="dxa" w:w="1440"/>
-          </w:tcPr>
-          <w:p>
-            <w:r>
-              <w:t>交运物流</w:t>
-            </w:r>
-          </w:p>
-        </w:tc>
-        <w:tc>
-          <w:tcPr>
-            <w:tcW w:type="dxa" w:w="1440"/>
-          </w:tcPr>
-          <w:p>
-            <w:r>
-              <w:t>沙特、巴基斯坦、埃及和土耳其发表联合声明谴责胡塞武装的袭击</w:t>
-            </w:r>
-          </w:p>
-        </w:tc>
-        <w:tc>
-          <w:tcPr>
-            <w:tcW w:type="dxa" w:w="1440"/>
-          </w:tcPr>
-          <w:p>
-            <w:r>
-              <w:t>19/2</w:t>
-            </w:r>
-          </w:p>
-        </w:tc>
-      </w:tr>
-      <w:tr>
-        <w:tc>
-          <w:tcPr>
-            <w:tcW w:type="dxa" w:w="1440"/>
-          </w:tcPr>
-          <w:p>
-            <w:r>
-              <w:t>4</w:t>
-            </w:r>
-          </w:p>
-        </w:tc>
-        <w:tc>
-          <w:tcPr>
-            <w:tcW w:type="dxa" w:w="1440"/>
-          </w:tcPr>
-          <w:p>
-            <w:r>
-              <w:t>0.762</w:t>
+              <w:t>0.784</w:t>
             </w:r>
           </w:p>
         </w:tc>
@@ -352,7 +228,7 @@
           </w:tcPr>
           <w:p>
             <w:r>
-              <w:t>12/3</w:t>
+              <w:t>13/3</w:t>
             </w:r>
           </w:p>
         </w:tc>
@@ -364,7 +240,7 @@
           </w:tcPr>
           <w:p>
             <w:r>
-              <w:t>5</w:t>
+              <w:t>3</w:t>
             </w:r>
           </w:p>
         </w:tc>
@@ -374,7 +250,69 @@
           </w:tcPr>
           <w:p>
             <w:r>
-              <w:t>0.636</w:t>
+              <w:t>0.775</w:t>
+            </w:r>
+          </w:p>
+        </w:tc>
+        <w:tc>
+          <w:tcPr>
+            <w:tcW w:type="dxa" w:w="1440"/>
+          </w:tcPr>
+          <w:p>
+            <w:r>
+              <w:t>爆点</w:t>
+            </w:r>
+          </w:p>
+        </w:tc>
+        <w:tc>
+          <w:tcPr>
+            <w:tcW w:type="dxa" w:w="1440"/>
+          </w:tcPr>
+          <w:p>
+            <w:r>
+              <w:t>半导体</w:t>
+            </w:r>
+          </w:p>
+        </w:tc>
+        <w:tc>
+          <w:tcPr>
+            <w:tcW w:type="dxa" w:w="1440"/>
+          </w:tcPr>
+          <w:p>
+            <w:r>
+              <w:t>快讯：恒指低开0.41% 恒科指跌0.96% 科网股低迷 存</w:t>
+            </w:r>
+          </w:p>
+        </w:tc>
+        <w:tc>
+          <w:tcPr>
+            <w:tcW w:type="dxa" w:w="1440"/>
+          </w:tcPr>
+          <w:p>
+            <w:r>
+              <w:t>16/3</w:t>
+            </w:r>
+          </w:p>
+        </w:tc>
+      </w:tr>
+      <w:tr>
+        <w:tc>
+          <w:tcPr>
+            <w:tcW w:type="dxa" w:w="1440"/>
+          </w:tcPr>
+          <w:p>
+            <w:r>
+              <w:t>4</w:t>
+            </w:r>
+          </w:p>
+        </w:tc>
+        <w:tc>
+          <w:tcPr>
+            <w:tcW w:type="dxa" w:w="1440"/>
+          </w:tcPr>
+          <w:p>
+            <w:r>
+              <w:t>0.694</w:t>
             </w:r>
           </w:p>
         </w:tc>
@@ -414,7 +352,69 @@
           </w:tcPr>
           <w:p>
             <w:r>
-              <w:t>7/3</w:t>
+              <w:t>9/3</w:t>
+            </w:r>
+          </w:p>
+        </w:tc>
+      </w:tr>
+      <w:tr>
+        <w:tc>
+          <w:tcPr>
+            <w:tcW w:type="dxa" w:w="1440"/>
+          </w:tcPr>
+          <w:p>
+            <w:r>
+              <w:t>5</w:t>
+            </w:r>
+          </w:p>
+        </w:tc>
+        <w:tc>
+          <w:tcPr>
+            <w:tcW w:type="dxa" w:w="1440"/>
+          </w:tcPr>
+          <w:p>
+            <w:r>
+              <w:t>0.683</w:t>
+            </w:r>
+          </w:p>
+        </w:tc>
+        <w:tc>
+          <w:tcPr>
+            <w:tcW w:type="dxa" w:w="1440"/>
+          </w:tcPr>
+          <w:p>
+            <w:r>
+              <w:t>爆点</w:t>
+            </w:r>
+          </w:p>
+        </w:tc>
+        <w:tc>
+          <w:tcPr>
+            <w:tcW w:type="dxa" w:w="1440"/>
+          </w:tcPr>
+          <w:p>
+            <w:r>
+              <w:t>综合</w:t>
+            </w:r>
+          </w:p>
+        </w:tc>
+        <w:tc>
+          <w:tcPr>
+            <w:tcW w:type="dxa" w:w="1440"/>
+          </w:tcPr>
+          <w:p>
+            <w:r>
+              <w:t>沙特、巴基斯坦、埃及和土耳其发表联合声明谴责胡塞武装的袭击</w:t>
+            </w:r>
+          </w:p>
+        </w:tc>
+        <w:tc>
+          <w:tcPr>
+            <w:tcW w:type="dxa" w:w="1440"/>
+          </w:tcPr>
+          <w:p>
+            <w:r>
+              <w:t>10/2</w:t>
             </w:r>
           </w:p>
         </w:tc>
@@ -436,7 +436,7 @@
           </w:tcPr>
           <w:p>
             <w:r>
-              <w:t>0.631</w:t>
+              <w:t>0.630</w:t>
             </w:r>
           </w:p>
         </w:tc>
@@ -456,7 +456,7 @@
           </w:tcPr>
           <w:p>
             <w:r>
-              <w:t>金融市场</w:t>
+              <w:t>综合</w:t>
             </w:r>
           </w:p>
         </w:tc>
@@ -466,7 +466,7 @@
           </w:tcPr>
           <w:p>
             <w:r>
-              <w:t>快讯：恒指低开0.41% 恒科指跌0.96% 科网股低迷 存</w:t>
+              <w:t>财经早报丨吴清座谈会释放重要信号！诺贝尔经济学奖今日揭晓丨2</w:t>
             </w:r>
           </w:p>
         </w:tc>
@@ -476,7 +476,7 @@
           </w:tcPr>
           <w:p>
             <w:r>
-              <w:t>8/2</w:t>
+              <w:t>12/2</w:t>
             </w:r>
           </w:p>
         </w:tc>
@@ -498,7 +498,7 @@
           </w:tcPr>
           <w:p>
             <w:r>
-              <w:t>0.607</w:t>
+              <w:t>0.612</w:t>
             </w:r>
           </w:p>
         </w:tc>
@@ -538,7 +538,7 @@
           </w:tcPr>
           <w:p>
             <w:r>
-              <w:t>6/4</w:t>
+              <w:t>6/3</w:t>
             </w:r>
           </w:p>
         </w:tc>
@@ -560,7 +560,7 @@
           </w:tcPr>
           <w:p>
             <w:r>
-              <w:t>0.594</w:t>
+              <w:t>0.605</w:t>
             </w:r>
           </w:p>
         </w:tc>
@@ -622,69 +622,7 @@
           </w:tcPr>
           <w:p>
             <w:r>
-              <w:t>0.569</w:t>
-            </w:r>
-          </w:p>
-        </w:tc>
-        <w:tc>
-          <w:tcPr>
-            <w:tcW w:type="dxa" w:w="1440"/>
-          </w:tcPr>
-          <w:p>
-            <w:r>
-              <w:t>高热</w:t>
-            </w:r>
-          </w:p>
-        </w:tc>
-        <w:tc>
-          <w:tcPr>
-            <w:tcW w:type="dxa" w:w="1440"/>
-          </w:tcPr>
-          <w:p>
-            <w:r>
-              <w:t>综合</w:t>
-            </w:r>
-          </w:p>
-        </w:tc>
-        <w:tc>
-          <w:tcPr>
-            <w:tcW w:type="dxa" w:w="1440"/>
-          </w:tcPr>
-          <w:p>
-            <w:r>
-              <w:t>哈药股份64岁总裁被留置！去年薪酬超296万元，曾任三精制药</w:t>
-            </w:r>
-          </w:p>
-        </w:tc>
-        <w:tc>
-          <w:tcPr>
-            <w:tcW w:type="dxa" w:w="1440"/>
-          </w:tcPr>
-          <w:p>
-            <w:r>
-              <w:t>5/2</w:t>
-            </w:r>
-          </w:p>
-        </w:tc>
-      </w:tr>
-      <w:tr>
-        <w:tc>
-          <w:tcPr>
-            <w:tcW w:type="dxa" w:w="1440"/>
-          </w:tcPr>
-          <w:p>
-            <w:r>
-              <w:t>10</w:t>
-            </w:r>
-          </w:p>
-        </w:tc>
-        <w:tc>
-          <w:tcPr>
-            <w:tcW w:type="dxa" w:w="1440"/>
-          </w:tcPr>
-          <w:p>
-            <w:r>
-              <w:t>0.545</w:t>
+              <w:t>0.601</w:t>
             </w:r>
           </w:p>
         </w:tc>
@@ -724,7 +662,69 @@
           </w:tcPr>
           <w:p>
             <w:r>
-              <w:t>5/3</w:t>
+              <w:t>5/2</w:t>
+            </w:r>
+          </w:p>
+        </w:tc>
+      </w:tr>
+      <w:tr>
+        <w:tc>
+          <w:tcPr>
+            <w:tcW w:type="dxa" w:w="1440"/>
+          </w:tcPr>
+          <w:p>
+            <w:r>
+              <w:t>10</w:t>
+            </w:r>
+          </w:p>
+        </w:tc>
+        <w:tc>
+          <w:tcPr>
+            <w:tcW w:type="dxa" w:w="1440"/>
+          </w:tcPr>
+          <w:p>
+            <w:r>
+              <w:t>0.560</w:t>
+            </w:r>
+          </w:p>
+        </w:tc>
+        <w:tc>
+          <w:tcPr>
+            <w:tcW w:type="dxa" w:w="1440"/>
+          </w:tcPr>
+          <w:p>
+            <w:r>
+              <w:t>高热</w:t>
+            </w:r>
+          </w:p>
+        </w:tc>
+        <w:tc>
+          <w:tcPr>
+            <w:tcW w:type="dxa" w:w="1440"/>
+          </w:tcPr>
+          <w:p>
+            <w:r>
+              <w:t>综合</w:t>
+            </w:r>
+          </w:p>
+        </w:tc>
+        <w:tc>
+          <w:tcPr>
+            <w:tcW w:type="dxa" w:w="1440"/>
+          </w:tcPr>
+          <w:p>
+            <w:r>
+              <w:t>伊朗伊斯兰革命卫队称一艘超级油轮于周一上午在霍尔木兹海峡被击</w:t>
+            </w:r>
+          </w:p>
+        </w:tc>
+        <w:tc>
+          <w:tcPr>
+            <w:tcW w:type="dxa" w:w="1440"/>
+          </w:tcPr>
+          <w:p>
+            <w:r>
+              <w:t>4/2</w:t>
             </w:r>
           </w:p>
         </w:tc>
@@ -755,7 +755,7 @@
           <w:color w:val="8A939E"/>
           <w:sz w:val="18"/>
         </w:rPr>
-        <w:t>热度 0.799（爆点）· 14 篇 / 3 家媒体 · 大宗与能化</w:t>
+        <w:t>热度 0.827（爆点）· 16 篇 / 3 家媒体 · 大宗与能化</w:t>
       </w:r>
     </w:p>
     <w:p>
@@ -767,7 +767,7 @@
         <w:t>事件概述：</w:t>
       </w:r>
       <w:r>
-        <w:t>「商品期货开盘，20号胶主力合约涨超4%，橡胶、焦煤涨超3%，甲醇、焦炭涨近3%。」由 14 篇报道聚合而成，覆盖 3 家媒体，热度 0.799（爆点），所属板块类目：大宗与能化。</w:t>
+        <w:t>「商品期货开盘，20号胶主力合约涨超4%，橡胶、焦煤涨超3%，甲醇、焦炭涨近3%。」由 16 篇报道聚合而成，覆盖 3 家媒体，热度 0.827（爆点），所属板块类目：大宗与能化。</w:t>
       </w:r>
     </w:p>
     <w:p>
@@ -779,7 +779,7 @@
         <w:t>关键信息：</w:t>
       </w:r>
       <w:r>
-        <w:t>商品期货开盘，20号胶主力合约涨超4%，橡胶、焦煤涨超3%，甲醇、焦炭涨近3%。；开盘：国内期货主力合约涨多跌少 20号胶涨超4%；开盘|国内期货主力合约涨跌不一 低硫燃料油（LU）涨近6%</w:t>
+        <w:t>商品期货开盘，20号胶主力合约涨超4%，橡胶、焦煤涨超3%，甲醇、焦炭涨近3%。；国内商品期货夜盘开盘 主力合约跌多涨少；夜盘期货开盘，20号胶、橡胶跌近2%，液化石油气、纯碱、甲醇、聚丙烯、燃料油跌超</w:t>
       </w:r>
     </w:p>
     <w:p>
@@ -812,7 +812,7 @@
           <w:color w:val="8A939E"/>
           <w:sz w:val="17"/>
         </w:rPr>
-        <w:t>引用：[1]商品期货开盘，20号胶主力合约涨超4%，橡胶、焦煤涨 / [2]开盘：国内期货主力合约涨多跌少 20号胶涨超4% / [3]开盘|国内期货主力合约涨跌不一 低硫燃料油（LU）涨 / [4]午评：国内期货主力合约涨跌互现 碳酸锂大跌超8%</w:t>
+        <w:t>引用：[1]商品期货开盘，20号胶主力合约涨超4%，橡胶、焦煤涨 / [2]国内商品期货夜盘开盘 主力合约跌多涨少 / [3]夜盘期货开盘，20号胶、橡胶跌近2%，液化石油气、纯 / [4]开盘：国内期货主力合约涨多跌少 20号胶涨超4%</w:t>
       </w:r>
     </w:p>
     <w:p>
@@ -820,7 +820,7 @@
         <w:pStyle w:val="Heading2"/>
       </w:pPr>
       <w:r>
-        <w:t>乌克兰总统泽连斯基：我们已做好能源停火的准备。 选择这位或那位领导人，应由乌克兰</w:t>
+        <w:t>上证指数开盘报3806.98点，跌0.18%。 深证成指开盘报12586.96点</w:t>
       </w:r>
     </w:p>
     <w:p>
@@ -829,7 +829,7 @@
           <w:color w:val="8A939E"/>
           <w:sz w:val="18"/>
         </w:rPr>
-        <w:t>热度 0.781（爆点）· 17 篇 / 3 家媒体 · 综合</w:t>
+        <w:t>热度 0.784（爆点）· 13 篇 / 3 家媒体 · 金融市场</w:t>
       </w:r>
     </w:p>
     <w:p>
@@ -841,7 +841,7 @@
         <w:t>事件概述：</w:t>
       </w:r>
       <w:r>
-        <w:t>「乌克兰总统泽连斯基：我们已做好能源停火的准备。 选择这位或那位领导人，应由乌克兰」由 17 篇报道聚合而成，覆盖 3 家媒体，热度 0.781（爆点），所属板块类目：综合。</w:t>
+        <w:t>「上证指数开盘报3806.98点，跌0.18%。 深证成指开盘报12586.96点」由 13 篇报道聚合而成，覆盖 3 家媒体，热度 0.784（爆点），所属板块类目：金融市场。</w:t>
       </w:r>
     </w:p>
     <w:p>
@@ -853,7 +853,155 @@
         <w:t>关键信息：</w:t>
       </w:r>
       <w:r>
-        <w:t>乌克兰总统泽连斯基：我们已做好能源停火的准备。 选择这位或那位领导人，应由乌克兰；泽连斯基称乌克兰愿意与俄罗斯实现能源停火；泽连斯基：如果俄罗斯同意能源停火 乌克兰也将接受</w:t>
+        <w:t>上证指数开盘报3806.98点，跌0.18%。 深证成指开盘报12586.96点；重大资产重组，10连板妖股飙涨近160%，新华传媒明日停牌；000892，午后封板！这一板块，逆势爆发，个股掀涨停潮</w:t>
+      </w:r>
+    </w:p>
+    <w:p>
+      <w:r>
+        <w:rPr>
+          <w:b/>
+          <w:color w:val="16324F"/>
+        </w:rPr>
+        <w:t>市场影响：</w:t>
+      </w:r>
+      <w:r>
+        <w:t>关联板块代码：BK0877、BK0815、BK1033、BK0459。（LLM 不可用，未生成研判，以上为检索与统计事实）</w:t>
+      </w:r>
+    </w:p>
+    <w:p>
+      <w:r>
+        <w:rPr>
+          <w:b/>
+          <w:color w:val="16324F"/>
+        </w:rPr>
+        <w:t>关注要点：</w:t>
+      </w:r>
+      <w:r>
+        <w:t>建议人工复核该事件的后续进展与板块联动。</w:t>
+      </w:r>
+    </w:p>
+    <w:p>
+      <w:r>
+        <w:rPr>
+          <w:color w:val="8A939E"/>
+          <w:sz w:val="17"/>
+        </w:rPr>
+        <w:t>引用：[1]上证指数开盘报3806.98点，跌0.18%。 深证 / [2]重大资产重组，10连板妖股飙涨近160%，新华传媒明 / [3]000892，午后封板！这一板块，逆势爆发，个股掀涨 / [4]开盘：三大股指涨跌不一 财报季本周开启</w:t>
+      </w:r>
+    </w:p>
+    <w:p>
+      <w:pPr>
+        <w:pStyle w:val="Heading2"/>
+      </w:pPr>
+      <w:r>
+        <w:t>快讯：恒指低开0.41% 恒科指跌0.96% 科网股低迷 存储概念股低开 南方东英SK海</w:t>
+      </w:r>
+    </w:p>
+    <w:p>
+      <w:r>
+        <w:rPr>
+          <w:color w:val="8A939E"/>
+          <w:sz w:val="18"/>
+        </w:rPr>
+        <w:t>热度 0.775（爆点）· 16 篇 / 3 家媒体 · 半导体</w:t>
+      </w:r>
+    </w:p>
+    <w:p>
+      <w:r>
+        <w:rPr>
+          <w:b/>
+          <w:color w:val="16324F"/>
+        </w:rPr>
+        <w:t>事件概述：</w:t>
+      </w:r>
+      <w:r>
+        <w:t>「快讯：恒指低开0.41% 恒科指跌0.96% 科网股低迷 存储概念股低开 南方东英SK海力士产品」由 16 篇报道聚合而成，覆盖 3 家媒体，热度 0.775（爆点），所属板块类目：半导体。</w:t>
+      </w:r>
+    </w:p>
+    <w:p>
+      <w:r>
+        <w:rPr>
+          <w:b/>
+          <w:color w:val="16324F"/>
+        </w:rPr>
+        <w:t>关键信息：</w:t>
+      </w:r>
+      <w:r>
+        <w:t>快讯：恒指低开0.41% 恒科指跌0.96% 科网股低迷 存储概念股低开 南方东；港股午评：恒指跌0.39% 科指跌1.54% 科网股普跌 存储概念股低迷 南方东；纳指低开0.36% 存储板块延续跌势 美光科技、海力士跌超5%</w:t>
+      </w:r>
+    </w:p>
+    <w:p>
+      <w:r>
+        <w:rPr>
+          <w:b/>
+          <w:color w:val="16324F"/>
+        </w:rPr>
+        <w:t>市场影响：</w:t>
+      </w:r>
+      <w:r>
+        <w:t>关联板块代码：BK1036、BK0459。（LLM 不可用，未生成研判，以上为检索与统计事实）</w:t>
+      </w:r>
+    </w:p>
+    <w:p>
+      <w:r>
+        <w:rPr>
+          <w:b/>
+          <w:color w:val="16324F"/>
+        </w:rPr>
+        <w:t>关注要点：</w:t>
+      </w:r>
+      <w:r>
+        <w:t>建议人工复核该事件的后续进展与板块联动。</w:t>
+      </w:r>
+    </w:p>
+    <w:p>
+      <w:r>
+        <w:rPr>
+          <w:color w:val="8A939E"/>
+          <w:sz w:val="17"/>
+        </w:rPr>
+        <w:t>引用：[1]快讯：恒指低开0.41% 恒科指跌0.96% 科网股 / [2]港股午评：恒指跌0.39% 科指跌1.54% 科网股 / [3]纳指低开0.36% 存储板块延续跌势 美光科技、海力 / [4]快讯：恒指高开0.92% 恒科指涨1.03% 科网股</w:t>
+      </w:r>
+    </w:p>
+    <w:p>
+      <w:pPr>
+        <w:pStyle w:val="Heading2"/>
+      </w:pPr>
+      <w:r>
+        <w:t>IMF小幅上调今年全球经济增长预测至3.1% 警告全球经济“可能很快测试韧性的极限”</w:t>
+      </w:r>
+    </w:p>
+    <w:p>
+      <w:r>
+        <w:rPr>
+          <w:color w:val="8A939E"/>
+          <w:sz w:val="18"/>
+        </w:rPr>
+        <w:t>热度 0.694（爆点）· 9 篇 / 3 家媒体 · 综合</w:t>
+      </w:r>
+    </w:p>
+    <w:p>
+      <w:r>
+        <w:rPr>
+          <w:b/>
+          <w:color w:val="16324F"/>
+        </w:rPr>
+        <w:t>事件概述：</w:t>
+      </w:r>
+      <w:r>
+        <w:t>「IMF小幅上调今年全球经济增长预测至3.1% 警告全球经济“可能很快测试韧性的极限”」由 9 篇报道聚合而成，覆盖 3 家媒体，热度 0.694（爆点），所属板块类目：综合。</w:t>
+      </w:r>
+    </w:p>
+    <w:p>
+      <w:r>
+        <w:rPr>
+          <w:b/>
+          <w:color w:val="16324F"/>
+        </w:rPr>
+        <w:t>关键信息：</w:t>
+      </w:r>
+      <w:r>
+        <w:t>IMF小幅上调今年全球经济增长预测至3.1% 警告全球经济“可能很快测试韧性的极；IMF预计明年全球经济增速加快 但韧性正在接近极限；【IMF小幅上调2026年全球GDP增长预期】IMF预测2026年全球实际GDP</w:t>
       </w:r>
     </w:p>
     <w:p>
@@ -886,7 +1034,7 @@
           <w:color w:val="8A939E"/>
           <w:sz w:val="17"/>
         </w:rPr>
-        <w:t>引用：[1]乌克兰总统泽连斯基：我们已做好能源停火的准备。 选择 / [2]泽连斯基称乌克兰愿意与俄罗斯实现能源停火 / [3]泽连斯基：如果俄罗斯同意能源停火 乌克兰也将接受 / [4]泽连斯基表示：乌克兰已做好能源休战准备</w:t>
+        <w:t>引用：[1]IMF小幅上调今年全球经济增长预测至3.1% 警告全 / [2]IMF预计明年全球经济增速加快 但韧性正在接近极限 / [3]【IMF小幅上调2026年全球GDP增长预期】IMF / [4]新华社快讯：IMF上调2026年世界经济增长预期至3</w:t>
       </w:r>
     </w:p>
     <w:p>
@@ -903,7 +1051,7 @@
           <w:color w:val="8A939E"/>
           <w:sz w:val="18"/>
         </w:rPr>
-        <w:t>热度 0.770（爆点）· 19 篇 / 2 家媒体 · 交运物流</w:t>
+        <w:t>热度 0.683（爆点）· 10 篇 / 2 家媒体 · 综合</w:t>
       </w:r>
     </w:p>
     <w:p>
@@ -915,7 +1063,7 @@
         <w:t>事件概述：</w:t>
       </w:r>
       <w:r>
-        <w:t>「沙特、巴基斯坦、埃及和土耳其发表联合声明谴责胡塞武装的袭击」由 19 篇报道聚合而成，覆盖 2 家媒体，热度 0.77（爆点），所属板块类目：交运物流。</w:t>
+        <w:t>「沙特、巴基斯坦、埃及和土耳其发表联合声明谴责胡塞武装的袭击」由 10 篇报道聚合而成，覆盖 2 家媒体，热度 0.683（爆点），所属板块类目：综合。</w:t>
       </w:r>
     </w:p>
     <w:p>
@@ -960,155 +1108,7 @@
           <w:color w:val="8A939E"/>
           <w:sz w:val="17"/>
         </w:rPr>
-        <w:t>引用：[1]沙特、巴基斯坦、埃及和土耳其发表联合声明谴责胡塞武装 / [2]巴沙埃土四国谴责胡塞武装持续对沙特发动袭击 / [3]土耳其外交部谴责胡塞武装袭击沙特机场 / [4]巴基斯坦谴责胡塞武装袭击沙特机场</w:t>
-      </w:r>
-    </w:p>
-    <w:p>
-      <w:pPr>
-        <w:pStyle w:val="Heading2"/>
-      </w:pPr>
-      <w:r>
-        <w:t>上证指数开盘报3806.98点，跌0.18%。 深证成指开盘报12586.96点</w:t>
-      </w:r>
-    </w:p>
-    <w:p>
-      <w:r>
-        <w:rPr>
-          <w:color w:val="8A939E"/>
-          <w:sz w:val="18"/>
-        </w:rPr>
-        <w:t>热度 0.762（爆点）· 12 篇 / 3 家媒体 · 金融市场</w:t>
-      </w:r>
-    </w:p>
-    <w:p>
-      <w:r>
-        <w:rPr>
-          <w:b/>
-          <w:color w:val="16324F"/>
-        </w:rPr>
-        <w:t>事件概述：</w:t>
-      </w:r>
-      <w:r>
-        <w:t>「上证指数开盘报3806.98点，跌0.18%。 深证成指开盘报12586.96点」由 12 篇报道聚合而成，覆盖 3 家媒体，热度 0.762（爆点），所属板块类目：金融市场。</w:t>
-      </w:r>
-    </w:p>
-    <w:p>
-      <w:r>
-        <w:rPr>
-          <w:b/>
-          <w:color w:val="16324F"/>
-        </w:rPr>
-        <w:t>关键信息：</w:t>
-      </w:r>
-      <w:r>
-        <w:t>上证指数开盘报3806.98点，跌0.18%。 深证成指开盘报12586.96点；重大资产重组，10连板妖股飙涨近160%，新华传媒明日停牌；000892，午后封板！这一板块，逆势爆发，个股掀涨停潮</w:t>
-      </w:r>
-    </w:p>
-    <w:p>
-      <w:r>
-        <w:rPr>
-          <w:b/>
-          <w:color w:val="16324F"/>
-        </w:rPr>
-        <w:t>市场影响：</w:t>
-      </w:r>
-      <w:r>
-        <w:t>关联板块代码：BK0877、BK0815、BK1033、BK0459。（LLM 不可用，未生成研判，以上为检索与统计事实）</w:t>
-      </w:r>
-    </w:p>
-    <w:p>
-      <w:r>
-        <w:rPr>
-          <w:b/>
-          <w:color w:val="16324F"/>
-        </w:rPr>
-        <w:t>关注要点：</w:t>
-      </w:r>
-      <w:r>
-        <w:t>建议人工复核该事件的后续进展与板块联动。</w:t>
-      </w:r>
-    </w:p>
-    <w:p>
-      <w:r>
-        <w:rPr>
-          <w:color w:val="8A939E"/>
-          <w:sz w:val="17"/>
-        </w:rPr>
-        <w:t>引用：[1]上证指数开盘报3806.98点，跌0.18%。 深证 / [2]重大资产重组，10连板妖股飙涨近160%，新华传媒明 / [3]000892，午后封板！这一板块，逆势爆发，个股掀涨 / [4]中证转债指数开盘下跌0.06%。澳弘转债、严牌转债、</w:t>
-      </w:r>
-    </w:p>
-    <w:p>
-      <w:pPr>
-        <w:pStyle w:val="Heading2"/>
-      </w:pPr>
-      <w:r>
-        <w:t>IMF小幅上调今年全球经济增长预测至3.1% 警告全球经济“可能很快测试韧性的极限”</w:t>
-      </w:r>
-    </w:p>
-    <w:p>
-      <w:r>
-        <w:rPr>
-          <w:color w:val="8A939E"/>
-          <w:sz w:val="18"/>
-        </w:rPr>
-        <w:t>热度 0.636（爆点）· 7 篇 / 3 家媒体 · 综合</w:t>
-      </w:r>
-    </w:p>
-    <w:p>
-      <w:r>
-        <w:rPr>
-          <w:b/>
-          <w:color w:val="16324F"/>
-        </w:rPr>
-        <w:t>事件概述：</w:t>
-      </w:r>
-      <w:r>
-        <w:t>「IMF小幅上调今年全球经济增长预测至3.1% 警告全球经济“可能很快测试韧性的极限”」由 7 篇报道聚合而成，覆盖 3 家媒体，热度 0.636（爆点），所属板块类目：综合。</w:t>
-      </w:r>
-    </w:p>
-    <w:p>
-      <w:r>
-        <w:rPr>
-          <w:b/>
-          <w:color w:val="16324F"/>
-        </w:rPr>
-        <w:t>关键信息：</w:t>
-      </w:r>
-      <w:r>
-        <w:t>IMF小幅上调今年全球经济增长预测至3.1% 警告全球经济“可能很快测试韧性的极；【IMF小幅上调2026年全球GDP增长预期】IMF预测2026年全球实际GDP；IMF预计明年全球经济增速加快 但韧性正在接近极限</w:t>
-      </w:r>
-    </w:p>
-    <w:p>
-      <w:r>
-        <w:rPr>
-          <w:b/>
-          <w:color w:val="16324F"/>
-        </w:rPr>
-        <w:t>市场影响：</w:t>
-      </w:r>
-      <w:r>
-        <w:t>关联板块代码：本簇未携带板块标签。（LLM 不可用，未生成研判，以上为检索与统计事实）</w:t>
-      </w:r>
-    </w:p>
-    <w:p>
-      <w:r>
-        <w:rPr>
-          <w:b/>
-          <w:color w:val="16324F"/>
-        </w:rPr>
-        <w:t>关注要点：</w:t>
-      </w:r>
-      <w:r>
-        <w:t>建议人工复核该事件的后续进展与板块联动。</w:t>
-      </w:r>
-    </w:p>
-    <w:p>
-      <w:r>
-        <w:rPr>
-          <w:color w:val="8A939E"/>
-          <w:sz w:val="17"/>
-        </w:rPr>
-        <w:t>引用：[1]IMF小幅上调今年全球经济增长预测至3.1% 警告全 / [2]【IMF小幅上调2026年全球GDP增长预期】IMF / [3]IMF预计明年全球经济增速加快 但韧性正在接近极限 / [4]得益于德国、意大利和西班牙的经济韧性，IMF将欧元区</w:t>
+        <w:t>引用：[1]沙特、巴基斯坦、埃及和土耳其发表联合声明谴责胡塞武装 / [2]巴沙埃土四国谴责胡塞武装持续对沙特发动袭击 / [3]土耳其外交部谴责胡塞武装袭击沙特机场 / [4]胡塞武装称再次袭击沙特机场和空军基地</w:t>
       </w:r>
     </w:p>
     <w:p>
@@ -1127,7 +1127,7 @@
         <w:pStyle w:val="ListBullet"/>
       </w:pPr>
       <w:r>
-        <w:t>采集：6 家媒体公开接口，累计入库 14,195 条</w:t>
+        <w:t>采集：6 家媒体公开接口，累计入库 14,454 条</w:t>
       </w:r>
     </w:p>
     <w:p>
@@ -1135,7 +1135,7 @@
         <w:pStyle w:val="ListBullet"/>
       </w:pPr>
       <w:r>
-        <w:t>三层去重：2,238 → 1,962 条（精确128/SimHash14/语义134）</w:t>
+        <w:t>三层去重：2,411 → 2,157 条（精确106/SimHash14/语义134）</w:t>
       </w:r>
     </w:p>
     <w:p>
